--- a/examples/graphics/doc/24-relationship-pair-advanced.docx
+++ b/examples/graphics/doc/24-relationship-pair-advanced.docx
@@ -498,187 +498,187 @@
         <w:rPr>
           <w:rStyle w:val="VerbatimChar"/>
         </w:rPr>
-        <w:t xml:space="preserve">## plot: [1, 1] [===&gt;--------------------------------------------------------------------------------------------] 4% est: 0s</w:t>
-      </w:r>
-      <w:r>
-        <w:br/>
-      </w:r>
-      <w:r>
-        <w:rPr>
-          <w:rStyle w:val="VerbatimChar"/>
-        </w:rPr>
-        <w:t xml:space="preserve">## plot: [1, 2] [=======&gt;----------------------------------------------------------------------------------------] 8% est: 2s</w:t>
-      </w:r>
-      <w:r>
-        <w:br/>
-      </w:r>
-      <w:r>
-        <w:rPr>
-          <w:rStyle w:val="VerbatimChar"/>
-        </w:rPr>
-        <w:t xml:space="preserve">## plot: [1, 3] [===========&gt;------------------------------------------------------------------------------------] 12% est: 2s</w:t>
-      </w:r>
-      <w:r>
-        <w:br/>
-      </w:r>
-      <w:r>
-        <w:rPr>
-          <w:rStyle w:val="VerbatimChar"/>
-        </w:rPr>
-        <w:t xml:space="preserve">## plot: [1, 4] [==============&gt;---------------------------------------------------------------------------------] 16% est: 2s</w:t>
-      </w:r>
-      <w:r>
-        <w:br/>
-      </w:r>
-      <w:r>
-        <w:rPr>
-          <w:rStyle w:val="VerbatimChar"/>
-        </w:rPr>
-        <w:t xml:space="preserve">## plot: [1, 5] [==================&gt;-----------------------------------------------------------------------------] 20% est: 2s</w:t>
-      </w:r>
-      <w:r>
-        <w:br/>
-      </w:r>
-      <w:r>
-        <w:rPr>
-          <w:rStyle w:val="VerbatimChar"/>
-        </w:rPr>
-        <w:t xml:space="preserve">## plot: [2, 1] [======================&gt;-------------------------------------------------------------------------] 24% est: 2s</w:t>
-      </w:r>
-      <w:r>
-        <w:br/>
-      </w:r>
-      <w:r>
-        <w:rPr>
-          <w:rStyle w:val="VerbatimChar"/>
-        </w:rPr>
-        <w:t xml:space="preserve">## plot: [2, 2] [==========================&gt;---------------------------------------------------------------------] 28% est: 2s</w:t>
-      </w:r>
-      <w:r>
-        <w:br/>
-      </w:r>
-      <w:r>
-        <w:rPr>
-          <w:rStyle w:val="VerbatimChar"/>
-        </w:rPr>
-        <w:t xml:space="preserve">## plot: [2, 3] [==============================&gt;-----------------------------------------------------------------] 32% est: 2s</w:t>
-      </w:r>
-      <w:r>
-        <w:br/>
-      </w:r>
-      <w:r>
-        <w:rPr>
-          <w:rStyle w:val="VerbatimChar"/>
-        </w:rPr>
-        <w:t xml:space="preserve">## plot: [2, 4] [==================================&gt;-------------------------------------------------------------] 36% est: 2s</w:t>
-      </w:r>
-      <w:r>
-        <w:br/>
-      </w:r>
-      <w:r>
-        <w:rPr>
-          <w:rStyle w:val="VerbatimChar"/>
-        </w:rPr>
-        <w:t xml:space="preserve">## plot: [2, 5] [=====================================&gt;----------------------------------------------------------] 40% est: 2s</w:t>
-      </w:r>
-      <w:r>
-        <w:br/>
-      </w:r>
-      <w:r>
-        <w:rPr>
-          <w:rStyle w:val="VerbatimChar"/>
-        </w:rPr>
-        <w:t xml:space="preserve">## plot: [3, 1] [=========================================&gt;------------------------------------------------------] 44% est: 2s</w:t>
-      </w:r>
-      <w:r>
-        <w:br/>
-      </w:r>
-      <w:r>
-        <w:rPr>
-          <w:rStyle w:val="VerbatimChar"/>
-        </w:rPr>
-        <w:t xml:space="preserve">## plot: [3, 2] [=============================================&gt;--------------------------------------------------] 48% est: 1s</w:t>
-      </w:r>
-      <w:r>
-        <w:br/>
-      </w:r>
-      <w:r>
-        <w:rPr>
-          <w:rStyle w:val="VerbatimChar"/>
-        </w:rPr>
-        <w:t xml:space="preserve">## plot: [3, 3] [=================================================&gt;----------------------------------------------] 52% est: 1s</w:t>
-      </w:r>
-      <w:r>
-        <w:br/>
-      </w:r>
-      <w:r>
-        <w:rPr>
-          <w:rStyle w:val="VerbatimChar"/>
-        </w:rPr>
-        <w:t xml:space="preserve">## plot: [3, 4] [=====================================================&gt;------------------------------------------] 56% est: 1s</w:t>
-      </w:r>
-      <w:r>
-        <w:br/>
-      </w:r>
-      <w:r>
-        <w:rPr>
-          <w:rStyle w:val="VerbatimChar"/>
-        </w:rPr>
-        <w:t xml:space="preserve">## plot: [3, 5] [=========================================================&gt;--------------------------------------] 60% est: 1s</w:t>
-      </w:r>
-      <w:r>
-        <w:br/>
-      </w:r>
-      <w:r>
-        <w:rPr>
-          <w:rStyle w:val="VerbatimChar"/>
-        </w:rPr>
-        <w:t xml:space="preserve">## plot: [4, 1] [============================================================&gt;-----------------------------------] 64% est: 1s</w:t>
-      </w:r>
-      <w:r>
-        <w:br/>
-      </w:r>
-      <w:r>
-        <w:rPr>
-          <w:rStyle w:val="VerbatimChar"/>
-        </w:rPr>
-        <w:t xml:space="preserve">## plot: [4, 2] [================================================================&gt;-------------------------------] 68% est: 1s</w:t>
-      </w:r>
-      <w:r>
-        <w:br/>
-      </w:r>
-      <w:r>
-        <w:rPr>
-          <w:rStyle w:val="VerbatimChar"/>
-        </w:rPr>
-        <w:t xml:space="preserve">## plot: [4, 3] [====================================================================&gt;---------------------------] 72% est: 1s</w:t>
-      </w:r>
-      <w:r>
-        <w:br/>
-      </w:r>
-      <w:r>
-        <w:rPr>
-          <w:rStyle w:val="VerbatimChar"/>
-        </w:rPr>
-        <w:t xml:space="preserve">## plot: [4, 4] [========================================================================&gt;-----------------------] 76% est: 1s</w:t>
-      </w:r>
-      <w:r>
-        <w:br/>
-      </w:r>
-      <w:r>
-        <w:rPr>
-          <w:rStyle w:val="VerbatimChar"/>
-        </w:rPr>
-        <w:t xml:space="preserve">## plot: [4, 5] [============================================================================&gt;-------------------] 80% est: 1s</w:t>
-      </w:r>
-      <w:r>
-        <w:br/>
-      </w:r>
-      <w:r>
-        <w:rPr>
-          <w:rStyle w:val="VerbatimChar"/>
-        </w:rPr>
-        <w:t xml:space="preserve">## plot: [5, 1] [================================================================================&gt;---------------] 84% est: 0s</w:t>
+        <w:t xml:space="preserve">## plot: [1, 1] [===&gt;---------------------------------------------------------------------------------------------] 4% est: 0s</w:t>
+      </w:r>
+      <w:r>
+        <w:br/>
+      </w:r>
+      <w:r>
+        <w:rPr>
+          <w:rStyle w:val="VerbatimChar"/>
+        </w:rPr>
+        <w:t xml:space="preserve">## plot: [1, 2] [=======&gt;-----------------------------------------------------------------------------------------] 8% est: 1s</w:t>
+      </w:r>
+      <w:r>
+        <w:br/>
+      </w:r>
+      <w:r>
+        <w:rPr>
+          <w:rStyle w:val="VerbatimChar"/>
+        </w:rPr>
+        <w:t xml:space="preserve">## plot: [1, 3] [===========&gt;-------------------------------------------------------------------------------------] 12% est: 2s</w:t>
+      </w:r>
+      <w:r>
+        <w:br/>
+      </w:r>
+      <w:r>
+        <w:rPr>
+          <w:rStyle w:val="VerbatimChar"/>
+        </w:rPr>
+        <w:t xml:space="preserve">## plot: [1, 4] [===============&gt;---------------------------------------------------------------------------------] 16% est: 2s</w:t>
+      </w:r>
+      <w:r>
+        <w:br/>
+      </w:r>
+      <w:r>
+        <w:rPr>
+          <w:rStyle w:val="VerbatimChar"/>
+        </w:rPr>
+        <w:t xml:space="preserve">## plot: [1, 5] [==================&gt;------------------------------------------------------------------------------] 20% est: 2s</w:t>
+      </w:r>
+      <w:r>
+        <w:br/>
+      </w:r>
+      <w:r>
+        <w:rPr>
+          <w:rStyle w:val="VerbatimChar"/>
+        </w:rPr>
+        <w:t xml:space="preserve">## plot: [2, 1] [======================&gt;--------------------------------------------------------------------------] 24% est: 2s</w:t>
+      </w:r>
+      <w:r>
+        <w:br/>
+      </w:r>
+      <w:r>
+        <w:rPr>
+          <w:rStyle w:val="VerbatimChar"/>
+        </w:rPr>
+        <w:t xml:space="preserve">## plot: [2, 2] [==========================&gt;----------------------------------------------------------------------] 28% est: 2s</w:t>
+      </w:r>
+      <w:r>
+        <w:br/>
+      </w:r>
+      <w:r>
+        <w:rPr>
+          <w:rStyle w:val="VerbatimChar"/>
+        </w:rPr>
+        <w:t xml:space="preserve">## plot: [2, 3] [==============================&gt;------------------------------------------------------------------] 32% est: 2s</w:t>
+      </w:r>
+      <w:r>
+        <w:br/>
+      </w:r>
+      <w:r>
+        <w:rPr>
+          <w:rStyle w:val="VerbatimChar"/>
+        </w:rPr>
+        <w:t xml:space="preserve">## plot: [2, 4] [==================================&gt;--------------------------------------------------------------] 36% est: 2s</w:t>
+      </w:r>
+      <w:r>
+        <w:br/>
+      </w:r>
+      <w:r>
+        <w:rPr>
+          <w:rStyle w:val="VerbatimChar"/>
+        </w:rPr>
+        <w:t xml:space="preserve">## plot: [2, 5] [======================================&gt;----------------------------------------------------------] 40% est: 1s</w:t>
+      </w:r>
+      <w:r>
+        <w:br/>
+      </w:r>
+      <w:r>
+        <w:rPr>
+          <w:rStyle w:val="VerbatimChar"/>
+        </w:rPr>
+        <w:t xml:space="preserve">## plot: [3, 1] [==========================================&gt;------------------------------------------------------] 44% est: 1s</w:t>
+      </w:r>
+      <w:r>
+        <w:br/>
+      </w:r>
+      <w:r>
+        <w:rPr>
+          <w:rStyle w:val="VerbatimChar"/>
+        </w:rPr>
+        <w:t xml:space="preserve">## plot: [3, 2] [==============================================&gt;--------------------------------------------------] 48% est: 1s</w:t>
+      </w:r>
+      <w:r>
+        <w:br/>
+      </w:r>
+      <w:r>
+        <w:rPr>
+          <w:rStyle w:val="VerbatimChar"/>
+        </w:rPr>
+        <w:t xml:space="preserve">## plot: [3, 3] [=================================================&gt;-----------------------------------------------] 52% est: 1s</w:t>
+      </w:r>
+      <w:r>
+        <w:br/>
+      </w:r>
+      <w:r>
+        <w:rPr>
+          <w:rStyle w:val="VerbatimChar"/>
+        </w:rPr>
+        <w:t xml:space="preserve">## plot: [3, 4] [=====================================================&gt;-------------------------------------------] 56% est: 1s</w:t>
+      </w:r>
+      <w:r>
+        <w:br/>
+      </w:r>
+      <w:r>
+        <w:rPr>
+          <w:rStyle w:val="VerbatimChar"/>
+        </w:rPr>
+        <w:t xml:space="preserve">## plot: [3, 5] [=========================================================&gt;---------------------------------------] 60% est: 1s</w:t>
+      </w:r>
+      <w:r>
+        <w:br/>
+      </w:r>
+      <w:r>
+        <w:rPr>
+          <w:rStyle w:val="VerbatimChar"/>
+        </w:rPr>
+        <w:t xml:space="preserve">## plot: [4, 1] [=============================================================&gt;-----------------------------------] 64% est: 1s</w:t>
+      </w:r>
+      <w:r>
+        <w:br/>
+      </w:r>
+      <w:r>
+        <w:rPr>
+          <w:rStyle w:val="VerbatimChar"/>
+        </w:rPr>
+        <w:t xml:space="preserve">## plot: [4, 2] [=================================================================&gt;-------------------------------] 68% est: 1s</w:t>
+      </w:r>
+      <w:r>
+        <w:br/>
+      </w:r>
+      <w:r>
+        <w:rPr>
+          <w:rStyle w:val="VerbatimChar"/>
+        </w:rPr>
+        <w:t xml:space="preserve">## plot: [4, 3] [=====================================================================&gt;---------------------------] 72% est: 1s</w:t>
+      </w:r>
+      <w:r>
+        <w:br/>
+      </w:r>
+      <w:r>
+        <w:rPr>
+          <w:rStyle w:val="VerbatimChar"/>
+        </w:rPr>
+        <w:t xml:space="preserve">## plot: [4, 4] [=========================================================================&gt;-----------------------] 76% est: 1s</w:t>
+      </w:r>
+      <w:r>
+        <w:br/>
+      </w:r>
+      <w:r>
+        <w:rPr>
+          <w:rStyle w:val="VerbatimChar"/>
+        </w:rPr>
+        <w:t xml:space="preserve">## plot: [4, 5] [=============================================================================&gt;-------------------] 80% est: 1s</w:t>
+      </w:r>
+      <w:r>
+        <w:br/>
+      </w:r>
+      <w:r>
+        <w:rPr>
+          <w:rStyle w:val="VerbatimChar"/>
+        </w:rPr>
+        <w:t xml:space="preserve">## plot: [5, 1] [================================================================================&gt;----------------] 84% est: 0s</w:t>
       </w:r>
       <w:r>
         <w:br/>
@@ -696,7 +696,7 @@
         <w:rPr>
           <w:rStyle w:val="VerbatimChar"/>
         </w:rPr>
-        <w:t xml:space="preserve">## [===================================================================================&gt;------------] 88% est: 0s `stat_bin()`</w:t>
+        <w:t xml:space="preserve">## [====================================================================================&gt;------------] 88% est: 0s `stat_bin()`</w:t>
       </w:r>
       <w:r>
         <w:br/>
@@ -714,7 +714,7 @@
         <w:rPr>
           <w:rStyle w:val="VerbatimChar"/>
         </w:rPr>
-        <w:t xml:space="preserve">## [=======================================================================================&gt;--------] 92% est: 0s `stat_bin()`</w:t>
+        <w:t xml:space="preserve">## [========================================================================================&gt;--------] 92% est: 0s `stat_bin()`</w:t>
       </w:r>
       <w:r>
         <w:br/>
@@ -732,7 +732,7 @@
         <w:rPr>
           <w:rStyle w:val="VerbatimChar"/>
         </w:rPr>
-        <w:t xml:space="preserve">## [===========================================================================================&gt;----] 96% est: 0s `stat_bin()`</w:t>
+        <w:t xml:space="preserve">## [============================================================================================&gt;----] 96% est: 0s `stat_bin()`</w:t>
       </w:r>
       <w:r>
         <w:br/>
@@ -750,7 +750,7 @@
         <w:rPr>
           <w:rStyle w:val="VerbatimChar"/>
         </w:rPr>
-        <w:t xml:space="preserve">## [================================================================================================]100% est: 0s</w:t>
+        <w:t xml:space="preserve">## [=================================================================================================]100% est: 0s</w:t>
       </w:r>
     </w:p>
     <w:p>

--- a/examples/graphics/doc/24-relationship-pair-advanced.docx
+++ b/examples/graphics/doc/24-relationship-pair-advanced.docx
@@ -507,61 +507,61 @@
         <w:rPr>
           <w:rStyle w:val="VerbatimChar"/>
         </w:rPr>
-        <w:t xml:space="preserve">## plot: [1, 2] [=======&gt;-----------------------------------------------------------------------------------------] 8% est: 1s</w:t>
-      </w:r>
-      <w:r>
-        <w:br/>
-      </w:r>
-      <w:r>
-        <w:rPr>
-          <w:rStyle w:val="VerbatimChar"/>
-        </w:rPr>
-        <w:t xml:space="preserve">## plot: [1, 3] [===========&gt;-------------------------------------------------------------------------------------] 12% est: 2s</w:t>
-      </w:r>
-      <w:r>
-        <w:br/>
-      </w:r>
-      <w:r>
-        <w:rPr>
-          <w:rStyle w:val="VerbatimChar"/>
-        </w:rPr>
-        <w:t xml:space="preserve">## plot: [1, 4] [===============&gt;---------------------------------------------------------------------------------] 16% est: 2s</w:t>
-      </w:r>
-      <w:r>
-        <w:br/>
-      </w:r>
-      <w:r>
-        <w:rPr>
-          <w:rStyle w:val="VerbatimChar"/>
-        </w:rPr>
-        <w:t xml:space="preserve">## plot: [1, 5] [==================&gt;------------------------------------------------------------------------------] 20% est: 2s</w:t>
-      </w:r>
-      <w:r>
-        <w:br/>
-      </w:r>
-      <w:r>
-        <w:rPr>
-          <w:rStyle w:val="VerbatimChar"/>
-        </w:rPr>
-        <w:t xml:space="preserve">## plot: [2, 1] [======================&gt;--------------------------------------------------------------------------] 24% est: 2s</w:t>
-      </w:r>
-      <w:r>
-        <w:br/>
-      </w:r>
-      <w:r>
-        <w:rPr>
-          <w:rStyle w:val="VerbatimChar"/>
-        </w:rPr>
-        <w:t xml:space="preserve">## plot: [2, 2] [==========================&gt;----------------------------------------------------------------------] 28% est: 2s</w:t>
-      </w:r>
-      <w:r>
-        <w:br/>
-      </w:r>
-      <w:r>
-        <w:rPr>
-          <w:rStyle w:val="VerbatimChar"/>
-        </w:rPr>
-        <w:t xml:space="preserve">## plot: [2, 3] [==============================&gt;------------------------------------------------------------------] 32% est: 2s</w:t>
+        <w:t xml:space="preserve">## plot: [1, 2] [=======&gt;-----------------------------------------------------------------------------------------] 8% est: 6s</w:t>
+      </w:r>
+      <w:r>
+        <w:br/>
+      </w:r>
+      <w:r>
+        <w:rPr>
+          <w:rStyle w:val="VerbatimChar"/>
+        </w:rPr>
+        <w:t xml:space="preserve">## plot: [1, 3] [===========&gt;-------------------------------------------------------------------------------------] 12% est: 5s</w:t>
+      </w:r>
+      <w:r>
+        <w:br/>
+      </w:r>
+      <w:r>
+        <w:rPr>
+          <w:rStyle w:val="VerbatimChar"/>
+        </w:rPr>
+        <w:t xml:space="preserve">## plot: [1, 4] [===============&gt;---------------------------------------------------------------------------------] 16% est: 4s</w:t>
+      </w:r>
+      <w:r>
+        <w:br/>
+      </w:r>
+      <w:r>
+        <w:rPr>
+          <w:rStyle w:val="VerbatimChar"/>
+        </w:rPr>
+        <w:t xml:space="preserve">## plot: [1, 5] [==================&gt;------------------------------------------------------------------------------] 20% est: 3s</w:t>
+      </w:r>
+      <w:r>
+        <w:br/>
+      </w:r>
+      <w:r>
+        <w:rPr>
+          <w:rStyle w:val="VerbatimChar"/>
+        </w:rPr>
+        <w:t xml:space="preserve">## plot: [2, 1] [======================&gt;--------------------------------------------------------------------------] 24% est: 3s</w:t>
+      </w:r>
+      <w:r>
+        <w:br/>
+      </w:r>
+      <w:r>
+        <w:rPr>
+          <w:rStyle w:val="VerbatimChar"/>
+        </w:rPr>
+        <w:t xml:space="preserve">## plot: [2, 2] [==========================&gt;----------------------------------------------------------------------] 28% est: 3s</w:t>
+      </w:r>
+      <w:r>
+        <w:br/>
+      </w:r>
+      <w:r>
+        <w:rPr>
+          <w:rStyle w:val="VerbatimChar"/>
+        </w:rPr>
+        <w:t xml:space="preserve">## plot: [2, 3] [==============================&gt;------------------------------------------------------------------] 32% est: 3s</w:t>
       </w:r>
       <w:r>
         <w:br/>
@@ -579,34 +579,34 @@
         <w:rPr>
           <w:rStyle w:val="VerbatimChar"/>
         </w:rPr>
-        <w:t xml:space="preserve">## plot: [2, 5] [======================================&gt;----------------------------------------------------------] 40% est: 1s</w:t>
-      </w:r>
-      <w:r>
-        <w:br/>
-      </w:r>
-      <w:r>
-        <w:rPr>
-          <w:rStyle w:val="VerbatimChar"/>
-        </w:rPr>
-        <w:t xml:space="preserve">## plot: [3, 1] [==========================================&gt;------------------------------------------------------] 44% est: 1s</w:t>
-      </w:r>
-      <w:r>
-        <w:br/>
-      </w:r>
-      <w:r>
-        <w:rPr>
-          <w:rStyle w:val="VerbatimChar"/>
-        </w:rPr>
-        <w:t xml:space="preserve">## plot: [3, 2] [==============================================&gt;--------------------------------------------------] 48% est: 1s</w:t>
-      </w:r>
-      <w:r>
-        <w:br/>
-      </w:r>
-      <w:r>
-        <w:rPr>
-          <w:rStyle w:val="VerbatimChar"/>
-        </w:rPr>
-        <w:t xml:space="preserve">## plot: [3, 3] [=================================================&gt;-----------------------------------------------] 52% est: 1s</w:t>
+        <w:t xml:space="preserve">## plot: [2, 5] [======================================&gt;----------------------------------------------------------] 40% est: 2s</w:t>
+      </w:r>
+      <w:r>
+        <w:br/>
+      </w:r>
+      <w:r>
+        <w:rPr>
+          <w:rStyle w:val="VerbatimChar"/>
+        </w:rPr>
+        <w:t xml:space="preserve">## plot: [3, 1] [==========================================&gt;------------------------------------------------------] 44% est: 2s</w:t>
+      </w:r>
+      <w:r>
+        <w:br/>
+      </w:r>
+      <w:r>
+        <w:rPr>
+          <w:rStyle w:val="VerbatimChar"/>
+        </w:rPr>
+        <w:t xml:space="preserve">## plot: [3, 2] [==============================================&gt;--------------------------------------------------] 48% est: 2s</w:t>
+      </w:r>
+      <w:r>
+        <w:br/>
+      </w:r>
+      <w:r>
+        <w:rPr>
+          <w:rStyle w:val="VerbatimChar"/>
+        </w:rPr>
+        <w:t xml:space="preserve">## plot: [3, 3] [=================================================&gt;-----------------------------------------------] 52% est: 2s</w:t>
       </w:r>
       <w:r>
         <w:br/>
@@ -678,7 +678,7 @@
         <w:rPr>
           <w:rStyle w:val="VerbatimChar"/>
         </w:rPr>
-        <w:t xml:space="preserve">## plot: [5, 1] [================================================================================&gt;----------------] 84% est: 0s</w:t>
+        <w:t xml:space="preserve">## plot: [5, 1] [================================================================================&gt;----------------] 84% est: 1s</w:t>
       </w:r>
       <w:r>
         <w:br/>

--- a/examples/graphics/doc/24-relationship-pair-advanced.docx
+++ b/examples/graphics/doc/24-relationship-pair-advanced.docx
@@ -498,187 +498,187 @@
         <w:rPr>
           <w:rStyle w:val="VerbatimChar"/>
         </w:rPr>
-        <w:t xml:space="preserve">## plot: [1, 1] [===&gt;---------------------------------------------------------------------------------------------] 4% est: 0s</w:t>
-      </w:r>
-      <w:r>
-        <w:br/>
-      </w:r>
-      <w:r>
-        <w:rPr>
-          <w:rStyle w:val="VerbatimChar"/>
-        </w:rPr>
-        <w:t xml:space="preserve">## plot: [1, 2] [=======&gt;-----------------------------------------------------------------------------------------] 8% est: 6s</w:t>
-      </w:r>
-      <w:r>
-        <w:br/>
-      </w:r>
-      <w:r>
-        <w:rPr>
-          <w:rStyle w:val="VerbatimChar"/>
-        </w:rPr>
-        <w:t xml:space="preserve">## plot: [1, 3] [===========&gt;-------------------------------------------------------------------------------------] 12% est: 5s</w:t>
-      </w:r>
-      <w:r>
-        <w:br/>
-      </w:r>
-      <w:r>
-        <w:rPr>
-          <w:rStyle w:val="VerbatimChar"/>
-        </w:rPr>
-        <w:t xml:space="preserve">## plot: [1, 4] [===============&gt;---------------------------------------------------------------------------------] 16% est: 4s</w:t>
-      </w:r>
-      <w:r>
-        <w:br/>
-      </w:r>
-      <w:r>
-        <w:rPr>
-          <w:rStyle w:val="VerbatimChar"/>
-        </w:rPr>
-        <w:t xml:space="preserve">## plot: [1, 5] [==================&gt;------------------------------------------------------------------------------] 20% est: 3s</w:t>
-      </w:r>
-      <w:r>
-        <w:br/>
-      </w:r>
-      <w:r>
-        <w:rPr>
-          <w:rStyle w:val="VerbatimChar"/>
-        </w:rPr>
-        <w:t xml:space="preserve">## plot: [2, 1] [======================&gt;--------------------------------------------------------------------------] 24% est: 3s</w:t>
-      </w:r>
-      <w:r>
-        <w:br/>
-      </w:r>
-      <w:r>
-        <w:rPr>
-          <w:rStyle w:val="VerbatimChar"/>
-        </w:rPr>
-        <w:t xml:space="preserve">## plot: [2, 2] [==========================&gt;----------------------------------------------------------------------] 28% est: 3s</w:t>
-      </w:r>
-      <w:r>
-        <w:br/>
-      </w:r>
-      <w:r>
-        <w:rPr>
-          <w:rStyle w:val="VerbatimChar"/>
-        </w:rPr>
-        <w:t xml:space="preserve">## plot: [2, 3] [==============================&gt;------------------------------------------------------------------] 32% est: 3s</w:t>
-      </w:r>
-      <w:r>
-        <w:br/>
-      </w:r>
-      <w:r>
-        <w:rPr>
-          <w:rStyle w:val="VerbatimChar"/>
-        </w:rPr>
-        <w:t xml:space="preserve">## plot: [2, 4] [==================================&gt;--------------------------------------------------------------] 36% est: 2s</w:t>
-      </w:r>
-      <w:r>
-        <w:br/>
-      </w:r>
-      <w:r>
-        <w:rPr>
-          <w:rStyle w:val="VerbatimChar"/>
-        </w:rPr>
-        <w:t xml:space="preserve">## plot: [2, 5] [======================================&gt;----------------------------------------------------------] 40% est: 2s</w:t>
-      </w:r>
-      <w:r>
-        <w:br/>
-      </w:r>
-      <w:r>
-        <w:rPr>
-          <w:rStyle w:val="VerbatimChar"/>
-        </w:rPr>
-        <w:t xml:space="preserve">## plot: [3, 1] [==========================================&gt;------------------------------------------------------] 44% est: 2s</w:t>
-      </w:r>
-      <w:r>
-        <w:br/>
-      </w:r>
-      <w:r>
-        <w:rPr>
-          <w:rStyle w:val="VerbatimChar"/>
-        </w:rPr>
-        <w:t xml:space="preserve">## plot: [3, 2] [==============================================&gt;--------------------------------------------------] 48% est: 2s</w:t>
-      </w:r>
-      <w:r>
-        <w:br/>
-      </w:r>
-      <w:r>
-        <w:rPr>
-          <w:rStyle w:val="VerbatimChar"/>
-        </w:rPr>
-        <w:t xml:space="preserve">## plot: [3, 3] [=================================================&gt;-----------------------------------------------] 52% est: 2s</w:t>
-      </w:r>
-      <w:r>
-        <w:br/>
-      </w:r>
-      <w:r>
-        <w:rPr>
-          <w:rStyle w:val="VerbatimChar"/>
-        </w:rPr>
-        <w:t xml:space="preserve">## plot: [3, 4] [=====================================================&gt;-------------------------------------------] 56% est: 1s</w:t>
-      </w:r>
-      <w:r>
-        <w:br/>
-      </w:r>
-      <w:r>
-        <w:rPr>
-          <w:rStyle w:val="VerbatimChar"/>
-        </w:rPr>
-        <w:t xml:space="preserve">## plot: [3, 5] [=========================================================&gt;---------------------------------------] 60% est: 1s</w:t>
-      </w:r>
-      <w:r>
-        <w:br/>
-      </w:r>
-      <w:r>
-        <w:rPr>
-          <w:rStyle w:val="VerbatimChar"/>
-        </w:rPr>
-        <w:t xml:space="preserve">## plot: [4, 1] [=============================================================&gt;-----------------------------------] 64% est: 1s</w:t>
-      </w:r>
-      <w:r>
-        <w:br/>
-      </w:r>
-      <w:r>
-        <w:rPr>
-          <w:rStyle w:val="VerbatimChar"/>
-        </w:rPr>
-        <w:t xml:space="preserve">## plot: [4, 2] [=================================================================&gt;-------------------------------] 68% est: 1s</w:t>
-      </w:r>
-      <w:r>
-        <w:br/>
-      </w:r>
-      <w:r>
-        <w:rPr>
-          <w:rStyle w:val="VerbatimChar"/>
-        </w:rPr>
-        <w:t xml:space="preserve">## plot: [4, 3] [=====================================================================&gt;---------------------------] 72% est: 1s</w:t>
-      </w:r>
-      <w:r>
-        <w:br/>
-      </w:r>
-      <w:r>
-        <w:rPr>
-          <w:rStyle w:val="VerbatimChar"/>
-        </w:rPr>
-        <w:t xml:space="preserve">## plot: [4, 4] [=========================================================================&gt;-----------------------] 76% est: 1s</w:t>
-      </w:r>
-      <w:r>
-        <w:br/>
-      </w:r>
-      <w:r>
-        <w:rPr>
-          <w:rStyle w:val="VerbatimChar"/>
-        </w:rPr>
-        <w:t xml:space="preserve">## plot: [4, 5] [=============================================================================&gt;-------------------] 80% est: 1s</w:t>
-      </w:r>
-      <w:r>
-        <w:br/>
-      </w:r>
-      <w:r>
-        <w:rPr>
-          <w:rStyle w:val="VerbatimChar"/>
-        </w:rPr>
-        <w:t xml:space="preserve">## plot: [5, 1] [================================================================================&gt;----------------] 84% est: 1s</w:t>
+        <w:t xml:space="preserve">## plot: [1, 1] [===&gt;-----------------------------------------------------------------------------------------] 4% est: 0s</w:t>
+      </w:r>
+      <w:r>
+        <w:br/>
+      </w:r>
+      <w:r>
+        <w:rPr>
+          <w:rStyle w:val="VerbatimChar"/>
+        </w:rPr>
+        <w:t xml:space="preserve">## plot: [1, 2] [======&gt;--------------------------------------------------------------------------------------] 8% est: 1s</w:t>
+      </w:r>
+      <w:r>
+        <w:br/>
+      </w:r>
+      <w:r>
+        <w:rPr>
+          <w:rStyle w:val="VerbatimChar"/>
+        </w:rPr>
+        <w:t xml:space="preserve">## plot: [1, 3] [==========&gt;----------------------------------------------------------------------------------] 12% est: 2s</w:t>
+      </w:r>
+      <w:r>
+        <w:br/>
+      </w:r>
+      <w:r>
+        <w:rPr>
+          <w:rStyle w:val="VerbatimChar"/>
+        </w:rPr>
+        <w:t xml:space="preserve">## plot: [1, 4] [==============&gt;------------------------------------------------------------------------------] 16% est: 2s</w:t>
+      </w:r>
+      <w:r>
+        <w:br/>
+      </w:r>
+      <w:r>
+        <w:rPr>
+          <w:rStyle w:val="VerbatimChar"/>
+        </w:rPr>
+        <w:t xml:space="preserve">## plot: [1, 5] [==================&gt;--------------------------------------------------------------------------] 20% est: 2s</w:t>
+      </w:r>
+      <w:r>
+        <w:br/>
+      </w:r>
+      <w:r>
+        <w:rPr>
+          <w:rStyle w:val="VerbatimChar"/>
+        </w:rPr>
+        <w:t xml:space="preserve">## plot: [2, 1] [=====================&gt;-----------------------------------------------------------------------] 24% est: 2s</w:t>
+      </w:r>
+      <w:r>
+        <w:br/>
+      </w:r>
+      <w:r>
+        <w:rPr>
+          <w:rStyle w:val="VerbatimChar"/>
+        </w:rPr>
+        <w:t xml:space="preserve">## plot: [2, 2] [=========================&gt;-------------------------------------------------------------------] 28% est: 2s</w:t>
+      </w:r>
+      <w:r>
+        <w:br/>
+      </w:r>
+      <w:r>
+        <w:rPr>
+          <w:rStyle w:val="VerbatimChar"/>
+        </w:rPr>
+        <w:t xml:space="preserve">## plot: [2, 3] [=============================&gt;---------------------------------------------------------------] 32% est: 2s</w:t>
+      </w:r>
+      <w:r>
+        <w:br/>
+      </w:r>
+      <w:r>
+        <w:rPr>
+          <w:rStyle w:val="VerbatimChar"/>
+        </w:rPr>
+        <w:t xml:space="preserve">## plot: [2, 4] [================================&gt;------------------------------------------------------------] 36% est: 2s</w:t>
+      </w:r>
+      <w:r>
+        <w:br/>
+      </w:r>
+      <w:r>
+        <w:rPr>
+          <w:rStyle w:val="VerbatimChar"/>
+        </w:rPr>
+        <w:t xml:space="preserve">## plot: [2, 5] [====================================&gt;--------------------------------------------------------] 40% est: 1s</w:t>
+      </w:r>
+      <w:r>
+        <w:br/>
+      </w:r>
+      <w:r>
+        <w:rPr>
+          <w:rStyle w:val="VerbatimChar"/>
+        </w:rPr>
+        <w:t xml:space="preserve">## plot: [3, 1] [========================================&gt;----------------------------------------------------] 44% est: 1s</w:t>
+      </w:r>
+      <w:r>
+        <w:br/>
+      </w:r>
+      <w:r>
+        <w:rPr>
+          <w:rStyle w:val="VerbatimChar"/>
+        </w:rPr>
+        <w:t xml:space="preserve">## plot: [3, 2] [============================================&gt;------------------------------------------------] 48% est: 1s</w:t>
+      </w:r>
+      <w:r>
+        <w:br/>
+      </w:r>
+      <w:r>
+        <w:rPr>
+          <w:rStyle w:val="VerbatimChar"/>
+        </w:rPr>
+        <w:t xml:space="preserve">## plot: [3, 3] [===============================================&gt;---------------------------------------------] 52% est: 1s</w:t>
+      </w:r>
+      <w:r>
+        <w:br/>
+      </w:r>
+      <w:r>
+        <w:rPr>
+          <w:rStyle w:val="VerbatimChar"/>
+        </w:rPr>
+        <w:t xml:space="preserve">## plot: [3, 4] [===================================================&gt;-----------------------------------------] 56% est: 1s</w:t>
+      </w:r>
+      <w:r>
+        <w:br/>
+      </w:r>
+      <w:r>
+        <w:rPr>
+          <w:rStyle w:val="VerbatimChar"/>
+        </w:rPr>
+        <w:t xml:space="preserve">## plot: [3, 5] [=======================================================&gt;-------------------------------------] 60% est: 1s</w:t>
+      </w:r>
+      <w:r>
+        <w:br/>
+      </w:r>
+      <w:r>
+        <w:rPr>
+          <w:rStyle w:val="VerbatimChar"/>
+        </w:rPr>
+        <w:t xml:space="preserve">## plot: [4, 1] [===========================================================&gt;---------------------------------] 64% est: 1s</w:t>
+      </w:r>
+      <w:r>
+        <w:br/>
+      </w:r>
+      <w:r>
+        <w:rPr>
+          <w:rStyle w:val="VerbatimChar"/>
+        </w:rPr>
+        <w:t xml:space="preserve">## plot: [4, 2] [==============================================================&gt;------------------------------] 68% est: 1s</w:t>
+      </w:r>
+      <w:r>
+        <w:br/>
+      </w:r>
+      <w:r>
+        <w:rPr>
+          <w:rStyle w:val="VerbatimChar"/>
+        </w:rPr>
+        <w:t xml:space="preserve">## plot: [4, 3] [==================================================================&gt;--------------------------] 72% est: 1s</w:t>
+      </w:r>
+      <w:r>
+        <w:br/>
+      </w:r>
+      <w:r>
+        <w:rPr>
+          <w:rStyle w:val="VerbatimChar"/>
+        </w:rPr>
+        <w:t xml:space="preserve">## plot: [4, 4] [======================================================================&gt;----------------------] 76% est: 1s</w:t>
+      </w:r>
+      <w:r>
+        <w:br/>
+      </w:r>
+      <w:r>
+        <w:rPr>
+          <w:rStyle w:val="VerbatimChar"/>
+        </w:rPr>
+        <w:t xml:space="preserve">## plot: [4, 5] [=========================================================================&gt;-------------------] 80% est: 1s</w:t>
+      </w:r>
+      <w:r>
+        <w:br/>
+      </w:r>
+      <w:r>
+        <w:rPr>
+          <w:rStyle w:val="VerbatimChar"/>
+        </w:rPr>
+        <w:t xml:space="preserve">## plot: [5, 1] [=============================================================================&gt;---------------] 84% est: 0s</w:t>
       </w:r>
       <w:r>
         <w:br/>
@@ -696,7 +696,7 @@
         <w:rPr>
           <w:rStyle w:val="VerbatimChar"/>
         </w:rPr>
-        <w:t xml:space="preserve">## [====================================================================================&gt;------------] 88% est: 0s `stat_bin()`</w:t>
+        <w:t xml:space="preserve">## [=================================================================================&gt;-----------] 88% est: 0s `stat_bin()`</w:t>
       </w:r>
       <w:r>
         <w:br/>
@@ -714,7 +714,7 @@
         <w:rPr>
           <w:rStyle w:val="VerbatimChar"/>
         </w:rPr>
-        <w:t xml:space="preserve">## [========================================================================================&gt;--------] 92% est: 0s `stat_bin()`</w:t>
+        <w:t xml:space="preserve">## [=====================================================================================&gt;-------] 92% est: 0s `stat_bin()`</w:t>
       </w:r>
       <w:r>
         <w:br/>
@@ -732,7 +732,7 @@
         <w:rPr>
           <w:rStyle w:val="VerbatimChar"/>
         </w:rPr>
-        <w:t xml:space="preserve">## [============================================================================================&gt;----] 96% est: 0s `stat_bin()`</w:t>
+        <w:t xml:space="preserve">## [========================================================================================&gt;----] 96% est: 0s `stat_bin()`</w:t>
       </w:r>
       <w:r>
         <w:br/>
@@ -750,7 +750,7 @@
         <w:rPr>
           <w:rStyle w:val="VerbatimChar"/>
         </w:rPr>
-        <w:t xml:space="preserve">## [=================================================================================================]100% est: 0s</w:t>
+        <w:t xml:space="preserve">## [=============================================================================================]100% est: 0s</w:t>
       </w:r>
     </w:p>
     <w:p>

--- a/examples/graphics/doc/24-relationship-pair-advanced.docx
+++ b/examples/graphics/doc/24-relationship-pair-advanced.docx
@@ -116,6 +116,21 @@
         <w:rPr>
           <w:rStyle w:val="NormalTok"/>
         </w:rPr>
+        <w:t xml:space="preserve">(GGally)</w:t>
+      </w:r>
+      <w:r>
+        <w:br/>
+      </w:r>
+      <w:r>
+        <w:rPr>
+          <w:rStyle w:val="FunctionTok"/>
+        </w:rPr>
+        <w:t xml:space="preserve">library</w:t>
+      </w:r>
+      <w:r>
+        <w:rPr>
+          <w:rStyle w:val="NormalTok"/>
+        </w:rPr>
         <w:t xml:space="preserve">(RColorBrewer)</w:t>
       </w:r>
     </w:p>
@@ -125,21 +140,27 @@
       </w:pPr>
       <w:r>
         <w:rPr>
-          <w:rStyle w:val="ControlFlowTok"/>
-        </w:rPr>
-        <w:t xml:space="preserve">if</w:t>
-      </w:r>
-      <w:r>
-        <w:rPr>
-          <w:rStyle w:val="NormalTok"/>
-        </w:rPr>
-        <w:t xml:space="preserve"> (</w:t>
+          <w:rStyle w:val="NormalTok"/>
+        </w:rPr>
+        <w:t xml:space="preserve">colors </w:t>
+      </w:r>
+      <w:r>
+        <w:rPr>
+          <w:rStyle w:val="OtherTok"/>
+        </w:rPr>
+        <w:t xml:space="preserve">&lt;-</w:t>
+      </w:r>
+      <w:r>
+        <w:rPr>
+          <w:rStyle w:val="NormalTok"/>
+        </w:rPr>
+        <w:t xml:space="preserve"> </w:t>
       </w:r>
       <w:r>
         <w:rPr>
           <w:rStyle w:val="FunctionTok"/>
         </w:rPr>
-        <w:t xml:space="preserve">requireNamespace</w:t>
+        <w:t xml:space="preserve">brewer.pal</w:t>
       </w:r>
       <w:r>
         <w:rPr>
@@ -149,21 +170,96 @@
       </w:r>
       <w:r>
         <w:rPr>
+          <w:rStyle w:val="DecValTok"/>
+        </w:rPr>
+        <w:t xml:space="preserve">3</w:t>
+      </w:r>
+      <w:r>
+        <w:rPr>
+          <w:rStyle w:val="NormalTok"/>
+        </w:rPr>
+        <w:t xml:space="preserve">, </w:t>
+      </w:r>
+      <w:r>
+        <w:rPr>
           <w:rStyle w:val="StringTok"/>
         </w:rPr>
-        <w:t xml:space="preserve">"GGally"</w:t>
-      </w:r>
-      <w:r>
-        <w:rPr>
-          <w:rStyle w:val="NormalTok"/>
-        </w:rPr>
-        <w:t xml:space="preserve">, </w:t>
+        <w:t xml:space="preserve">"Set1"</w:t>
+      </w:r>
+      <w:r>
+        <w:rPr>
+          <w:rStyle w:val="NormalTok"/>
+        </w:rPr>
+        <w:t xml:space="preserve">)</w:t>
+      </w:r>
+      <w:r>
+        <w:br/>
+      </w:r>
+      <w:r>
+        <w:rPr>
+          <w:rStyle w:val="NormalTok"/>
+        </w:rPr>
+        <w:t xml:space="preserve">grf </w:t>
+      </w:r>
+      <w:r>
+        <w:rPr>
+          <w:rStyle w:val="OtherTok"/>
+        </w:rPr>
+        <w:t xml:space="preserve">&lt;-</w:t>
+      </w:r>
+      <w:r>
+        <w:rPr>
+          <w:rStyle w:val="NormalTok"/>
+        </w:rPr>
+        <w:t xml:space="preserve"> </w:t>
+      </w:r>
+      <w:r>
+        <w:rPr>
+          <w:rStyle w:val="FunctionTok"/>
+        </w:rPr>
+        <w:t xml:space="preserve">plot_pair_adv</w:t>
+      </w:r>
+      <w:r>
+        <w:rPr>
+          <w:rStyle w:val="NormalTok"/>
+        </w:rPr>
+        <w:t xml:space="preserve">(</w:t>
+      </w:r>
+      <w:r>
+        <w:br/>
+      </w:r>
+      <w:r>
+        <w:rPr>
+          <w:rStyle w:val="NormalTok"/>
+        </w:rPr>
+        <w:t xml:space="preserve">  datasets</w:t>
+      </w:r>
+      <w:r>
+        <w:rPr>
+          <w:rStyle w:val="SpecialCharTok"/>
+        </w:rPr>
+        <w:t xml:space="preserve">::</w:t>
+      </w:r>
+      <w:r>
+        <w:rPr>
+          <w:rStyle w:val="NormalTok"/>
+        </w:rPr>
+        <w:t xml:space="preserve">iris,</w:t>
+      </w:r>
+      <w:r>
+        <w:br/>
+      </w:r>
+      <w:r>
+        <w:rPr>
+          <w:rStyle w:val="NormalTok"/>
+        </w:rPr>
+        <w:t xml:space="preserve">  </w:t>
       </w:r>
       <w:r>
         <w:rPr>
           <w:rStyle w:val="AttributeTok"/>
         </w:rPr>
-        <w:t xml:space="preserve">quietly =</w:t>
+        <w:t xml:space="preserve">cnames =</w:t>
       </w:r>
       <w:r>
         <w:rPr>
@@ -173,15 +269,51 @@
       </w:r>
       <w:r>
         <w:rPr>
-          <w:rStyle w:val="ConstantTok"/>
-        </w:rPr>
-        <w:t xml:space="preserve">TRUE</w:t>
-      </w:r>
-      <w:r>
-        <w:rPr>
-          <w:rStyle w:val="NormalTok"/>
-        </w:rPr>
-        <w:t xml:space="preserve">)) {</w:t>
+          <w:rStyle w:val="FunctionTok"/>
+        </w:rPr>
+        <w:t xml:space="preserve">colnames</w:t>
+      </w:r>
+      <w:r>
+        <w:rPr>
+          <w:rStyle w:val="NormalTok"/>
+        </w:rPr>
+        <w:t xml:space="preserve">(datasets</w:t>
+      </w:r>
+      <w:r>
+        <w:rPr>
+          <w:rStyle w:val="SpecialCharTok"/>
+        </w:rPr>
+        <w:t xml:space="preserve">::</w:t>
+      </w:r>
+      <w:r>
+        <w:rPr>
+          <w:rStyle w:val="NormalTok"/>
+        </w:rPr>
+        <w:t xml:space="preserve">iris)[</w:t>
+      </w:r>
+      <w:r>
+        <w:rPr>
+          <w:rStyle w:val="DecValTok"/>
+        </w:rPr>
+        <w:t xml:space="preserve">1</w:t>
+      </w:r>
+      <w:r>
+        <w:rPr>
+          <w:rStyle w:val="SpecialCharTok"/>
+        </w:rPr>
+        <w:t xml:space="preserve">:</w:t>
+      </w:r>
+      <w:r>
+        <w:rPr>
+          <w:rStyle w:val="DecValTok"/>
+        </w:rPr>
+        <w:t xml:space="preserve">4</w:t>
+      </w:r>
+      <w:r>
+        <w:rPr>
+          <w:rStyle w:val="NormalTok"/>
+        </w:rPr>
+        <w:t xml:space="preserve">],</w:t>
       </w:r>
       <w:r>
         <w:br/>
@@ -190,13 +322,13 @@
         <w:rPr>
           <w:rStyle w:val="NormalTok"/>
         </w:rPr>
-        <w:t xml:space="preserve">  colors </w:t>
-      </w:r>
-      <w:r>
-        <w:rPr>
-          <w:rStyle w:val="OtherTok"/>
-        </w:rPr>
-        <w:t xml:space="preserve">&lt;-</w:t>
+        <w:t xml:space="preserve">  </w:t>
+      </w:r>
+      <w:r>
+        <w:rPr>
+          <w:rStyle w:val="AttributeTok"/>
+        </w:rPr>
+        <w:t xml:space="preserve">title =</w:t>
       </w:r>
       <w:r>
         <w:rPr>
@@ -206,9 +338,87 @@
       </w:r>
       <w:r>
         <w:rPr>
+          <w:rStyle w:val="StringTok"/>
+        </w:rPr>
+        <w:t xml:space="preserve">"Iris advanced pair plot"</w:t>
+      </w:r>
+      <w:r>
+        <w:rPr>
+          <w:rStyle w:val="NormalTok"/>
+        </w:rPr>
+        <w:t xml:space="preserve">,</w:t>
+      </w:r>
+      <w:r>
+        <w:br/>
+      </w:r>
+      <w:r>
+        <w:rPr>
+          <w:rStyle w:val="NormalTok"/>
+        </w:rPr>
+        <w:t xml:space="preserve">  </w:t>
+      </w:r>
+      <w:r>
+        <w:rPr>
+          <w:rStyle w:val="AttributeTok"/>
+        </w:rPr>
+        <w:t xml:space="preserve">clabel =</w:t>
+      </w:r>
+      <w:r>
+        <w:rPr>
+          <w:rStyle w:val="NormalTok"/>
+        </w:rPr>
+        <w:t xml:space="preserve"> </w:t>
+      </w:r>
+      <w:r>
+        <w:rPr>
+          <w:rStyle w:val="StringTok"/>
+        </w:rPr>
+        <w:t xml:space="preserve">"Species"</w:t>
+      </w:r>
+      <w:r>
+        <w:rPr>
+          <w:rStyle w:val="NormalTok"/>
+        </w:rPr>
+        <w:t xml:space="preserve">,</w:t>
+      </w:r>
+      <w:r>
+        <w:br/>
+      </w:r>
+      <w:r>
+        <w:rPr>
+          <w:rStyle w:val="NormalTok"/>
+        </w:rPr>
+        <w:t xml:space="preserve">  </w:t>
+      </w:r>
+      <w:r>
+        <w:rPr>
+          <w:rStyle w:val="AttributeTok"/>
+        </w:rPr>
+        <w:t xml:space="preserve">colors =</w:t>
+      </w:r>
+      <w:r>
+        <w:rPr>
+          <w:rStyle w:val="NormalTok"/>
+        </w:rPr>
+        <w:t xml:space="preserve"> colors</w:t>
+      </w:r>
+      <w:r>
+        <w:br/>
+      </w:r>
+      <w:r>
+        <w:rPr>
+          <w:rStyle w:val="NormalTok"/>
+        </w:rPr>
+        <w:t xml:space="preserve">)</w:t>
+      </w:r>
+      <w:r>
+        <w:br/>
+      </w:r>
+      <w:r>
+        <w:rPr>
           <w:rStyle w:val="FunctionTok"/>
         </w:rPr>
-        <w:t xml:space="preserve">brewer.pal</w:t>
+        <w:t xml:space="preserve">suppressMessages</w:t>
       </w:r>
       <w:r>
         <w:rPr>
@@ -218,54 +428,9 @@
       </w:r>
       <w:r>
         <w:rPr>
-          <w:rStyle w:val="DecValTok"/>
-        </w:rPr>
-        <w:t xml:space="preserve">3</w:t>
-      </w:r>
-      <w:r>
-        <w:rPr>
-          <w:rStyle w:val="NormalTok"/>
-        </w:rPr>
-        <w:t xml:space="preserve">, </w:t>
-      </w:r>
-      <w:r>
-        <w:rPr>
-          <w:rStyle w:val="StringTok"/>
-        </w:rPr>
-        <w:t xml:space="preserve">"Set1"</w:t>
-      </w:r>
-      <w:r>
-        <w:rPr>
-          <w:rStyle w:val="NormalTok"/>
-        </w:rPr>
-        <w:t xml:space="preserve">)</w:t>
-      </w:r>
-      <w:r>
-        <w:br/>
-      </w:r>
-      <w:r>
-        <w:rPr>
-          <w:rStyle w:val="NormalTok"/>
-        </w:rPr>
-        <w:t xml:space="preserve">  grf </w:t>
-      </w:r>
-      <w:r>
-        <w:rPr>
-          <w:rStyle w:val="OtherTok"/>
-        </w:rPr>
-        <w:t xml:space="preserve">&lt;-</w:t>
-      </w:r>
-      <w:r>
-        <w:rPr>
-          <w:rStyle w:val="NormalTok"/>
-        </w:rPr>
-        <w:t xml:space="preserve"> </w:t>
-      </w:r>
-      <w:r>
-        <w:rPr>
           <w:rStyle w:val="FunctionTok"/>
         </w:rPr>
-        <w:t xml:space="preserve">plot_pair_adv</w:t>
+        <w:t xml:space="preserve">suppressWarnings</w:t>
       </w:r>
       <w:r>
         <w:rPr>
@@ -274,483 +439,16 @@
         <w:t xml:space="preserve">(</w:t>
       </w:r>
       <w:r>
-        <w:br/>
-      </w:r>
-      <w:r>
-        <w:rPr>
-          <w:rStyle w:val="NormalTok"/>
-        </w:rPr>
-        <w:t xml:space="preserve">    datasets</w:t>
-      </w:r>
-      <w:r>
-        <w:rPr>
-          <w:rStyle w:val="SpecialCharTok"/>
-        </w:rPr>
-        <w:t xml:space="preserve">::</w:t>
-      </w:r>
-      <w:r>
-        <w:rPr>
-          <w:rStyle w:val="NormalTok"/>
-        </w:rPr>
-        <w:t xml:space="preserve">iris,</w:t>
-      </w:r>
-      <w:r>
-        <w:br/>
-      </w:r>
-      <w:r>
-        <w:rPr>
-          <w:rStyle w:val="NormalTok"/>
-        </w:rPr>
-        <w:t xml:space="preserve">    </w:t>
-      </w:r>
-      <w:r>
-        <w:rPr>
-          <w:rStyle w:val="AttributeTok"/>
-        </w:rPr>
-        <w:t xml:space="preserve">cnames =</w:t>
-      </w:r>
-      <w:r>
-        <w:rPr>
-          <w:rStyle w:val="NormalTok"/>
-        </w:rPr>
-        <w:t xml:space="preserve"> </w:t>
-      </w:r>
-      <w:r>
         <w:rPr>
           <w:rStyle w:val="FunctionTok"/>
         </w:rPr>
-        <w:t xml:space="preserve">colnames</w:t>
-      </w:r>
-      <w:r>
-        <w:rPr>
-          <w:rStyle w:val="NormalTok"/>
-        </w:rPr>
-        <w:t xml:space="preserve">(datasets</w:t>
-      </w:r>
-      <w:r>
-        <w:rPr>
-          <w:rStyle w:val="SpecialCharTok"/>
-        </w:rPr>
-        <w:t xml:space="preserve">::</w:t>
-      </w:r>
-      <w:r>
-        <w:rPr>
-          <w:rStyle w:val="NormalTok"/>
-        </w:rPr>
-        <w:t xml:space="preserve">iris)[</w:t>
-      </w:r>
-      <w:r>
-        <w:rPr>
-          <w:rStyle w:val="DecValTok"/>
-        </w:rPr>
-        <w:t xml:space="preserve">1</w:t>
-      </w:r>
-      <w:r>
-        <w:rPr>
-          <w:rStyle w:val="SpecialCharTok"/>
-        </w:rPr>
-        <w:t xml:space="preserve">:</w:t>
-      </w:r>
-      <w:r>
-        <w:rPr>
-          <w:rStyle w:val="DecValTok"/>
-        </w:rPr>
-        <w:t xml:space="preserve">4</w:t>
-      </w:r>
-      <w:r>
-        <w:rPr>
-          <w:rStyle w:val="NormalTok"/>
-        </w:rPr>
-        <w:t xml:space="preserve">],</w:t>
-      </w:r>
-      <w:r>
-        <w:br/>
-      </w:r>
-      <w:r>
-        <w:rPr>
-          <w:rStyle w:val="NormalTok"/>
-        </w:rPr>
-        <w:t xml:space="preserve">    </w:t>
-      </w:r>
-      <w:r>
-        <w:rPr>
-          <w:rStyle w:val="AttributeTok"/>
-        </w:rPr>
-        <w:t xml:space="preserve">title =</w:t>
-      </w:r>
-      <w:r>
-        <w:rPr>
-          <w:rStyle w:val="NormalTok"/>
-        </w:rPr>
-        <w:t xml:space="preserve"> </w:t>
-      </w:r>
-      <w:r>
-        <w:rPr>
-          <w:rStyle w:val="StringTok"/>
-        </w:rPr>
-        <w:t xml:space="preserve">"Iris advanced pair plot"</w:t>
-      </w:r>
-      <w:r>
-        <w:rPr>
-          <w:rStyle w:val="NormalTok"/>
-        </w:rPr>
-        <w:t xml:space="preserve">,</w:t>
-      </w:r>
-      <w:r>
-        <w:br/>
-      </w:r>
-      <w:r>
-        <w:rPr>
-          <w:rStyle w:val="NormalTok"/>
-        </w:rPr>
-        <w:t xml:space="preserve">    </w:t>
-      </w:r>
-      <w:r>
-        <w:rPr>
-          <w:rStyle w:val="AttributeTok"/>
-        </w:rPr>
-        <w:t xml:space="preserve">clabel =</w:t>
-      </w:r>
-      <w:r>
-        <w:rPr>
-          <w:rStyle w:val="NormalTok"/>
-        </w:rPr>
-        <w:t xml:space="preserve"> </w:t>
-      </w:r>
-      <w:r>
-        <w:rPr>
-          <w:rStyle w:val="StringTok"/>
-        </w:rPr>
-        <w:t xml:space="preserve">"Species"</w:t>
-      </w:r>
-      <w:r>
-        <w:rPr>
-          <w:rStyle w:val="NormalTok"/>
-        </w:rPr>
-        <w:t xml:space="preserve">,</w:t>
-      </w:r>
-      <w:r>
-        <w:br/>
-      </w:r>
-      <w:r>
-        <w:rPr>
-          <w:rStyle w:val="NormalTok"/>
-        </w:rPr>
-        <w:t xml:space="preserve">    </w:t>
-      </w:r>
-      <w:r>
-        <w:rPr>
-          <w:rStyle w:val="AttributeTok"/>
-        </w:rPr>
-        <w:t xml:space="preserve">colors =</w:t>
-      </w:r>
-      <w:r>
-        <w:rPr>
-          <w:rStyle w:val="NormalTok"/>
-        </w:rPr>
-        <w:t xml:space="preserve"> colors</w:t>
-      </w:r>
-      <w:r>
-        <w:br/>
-      </w:r>
-      <w:r>
-        <w:rPr>
-          <w:rStyle w:val="NormalTok"/>
-        </w:rPr>
-        <w:t xml:space="preserve">  )</w:t>
-      </w:r>
-      <w:r>
-        <w:br/>
-      </w:r>
-      <w:r>
-        <w:rPr>
-          <w:rStyle w:val="NormalTok"/>
-        </w:rPr>
-        <w:t xml:space="preserve">  </w:t>
-      </w:r>
-      <w:r>
-        <w:rPr>
-          <w:rStyle w:val="FunctionTok"/>
-        </w:rPr>
         <w:t xml:space="preserve">print</w:t>
       </w:r>
       <w:r>
         <w:rPr>
           <w:rStyle w:val="NormalTok"/>
         </w:rPr>
-        <w:t xml:space="preserve">(grf)</w:t>
-      </w:r>
-      <w:r>
-        <w:br/>
-      </w:r>
-      <w:r>
-        <w:rPr>
-          <w:rStyle w:val="NormalTok"/>
-        </w:rPr>
-        <w:t xml:space="preserve">}</w:t>
-      </w:r>
-    </w:p>
-    <w:p>
-      <w:pPr>
-        <w:pStyle w:val="SourceCode"/>
-      </w:pPr>
-      <w:r>
-        <w:rPr>
-          <w:rStyle w:val="VerbatimChar"/>
-        </w:rPr>
-        <w:t xml:space="preserve">## plot: [1, 1] [===&gt;-----------------------------------------------------------------------------------------] 4% est: 0s</w:t>
-      </w:r>
-      <w:r>
-        <w:br/>
-      </w:r>
-      <w:r>
-        <w:rPr>
-          <w:rStyle w:val="VerbatimChar"/>
-        </w:rPr>
-        <w:t xml:space="preserve">## plot: [1, 2] [======&gt;--------------------------------------------------------------------------------------] 8% est: 1s</w:t>
-      </w:r>
-      <w:r>
-        <w:br/>
-      </w:r>
-      <w:r>
-        <w:rPr>
-          <w:rStyle w:val="VerbatimChar"/>
-        </w:rPr>
-        <w:t xml:space="preserve">## plot: [1, 3] [==========&gt;----------------------------------------------------------------------------------] 12% est: 2s</w:t>
-      </w:r>
-      <w:r>
-        <w:br/>
-      </w:r>
-      <w:r>
-        <w:rPr>
-          <w:rStyle w:val="VerbatimChar"/>
-        </w:rPr>
-        <w:t xml:space="preserve">## plot: [1, 4] [==============&gt;------------------------------------------------------------------------------] 16% est: 2s</w:t>
-      </w:r>
-      <w:r>
-        <w:br/>
-      </w:r>
-      <w:r>
-        <w:rPr>
-          <w:rStyle w:val="VerbatimChar"/>
-        </w:rPr>
-        <w:t xml:space="preserve">## plot: [1, 5] [==================&gt;--------------------------------------------------------------------------] 20% est: 2s</w:t>
-      </w:r>
-      <w:r>
-        <w:br/>
-      </w:r>
-      <w:r>
-        <w:rPr>
-          <w:rStyle w:val="VerbatimChar"/>
-        </w:rPr>
-        <w:t xml:space="preserve">## plot: [2, 1] [=====================&gt;-----------------------------------------------------------------------] 24% est: 2s</w:t>
-      </w:r>
-      <w:r>
-        <w:br/>
-      </w:r>
-      <w:r>
-        <w:rPr>
-          <w:rStyle w:val="VerbatimChar"/>
-        </w:rPr>
-        <w:t xml:space="preserve">## plot: [2, 2] [=========================&gt;-------------------------------------------------------------------] 28% est: 2s</w:t>
-      </w:r>
-      <w:r>
-        <w:br/>
-      </w:r>
-      <w:r>
-        <w:rPr>
-          <w:rStyle w:val="VerbatimChar"/>
-        </w:rPr>
-        <w:t xml:space="preserve">## plot: [2, 3] [=============================&gt;---------------------------------------------------------------] 32% est: 2s</w:t>
-      </w:r>
-      <w:r>
-        <w:br/>
-      </w:r>
-      <w:r>
-        <w:rPr>
-          <w:rStyle w:val="VerbatimChar"/>
-        </w:rPr>
-        <w:t xml:space="preserve">## plot: [2, 4] [================================&gt;------------------------------------------------------------] 36% est: 2s</w:t>
-      </w:r>
-      <w:r>
-        <w:br/>
-      </w:r>
-      <w:r>
-        <w:rPr>
-          <w:rStyle w:val="VerbatimChar"/>
-        </w:rPr>
-        <w:t xml:space="preserve">## plot: [2, 5] [====================================&gt;--------------------------------------------------------] 40% est: 1s</w:t>
-      </w:r>
-      <w:r>
-        <w:br/>
-      </w:r>
-      <w:r>
-        <w:rPr>
-          <w:rStyle w:val="VerbatimChar"/>
-        </w:rPr>
-        <w:t xml:space="preserve">## plot: [3, 1] [========================================&gt;----------------------------------------------------] 44% est: 1s</w:t>
-      </w:r>
-      <w:r>
-        <w:br/>
-      </w:r>
-      <w:r>
-        <w:rPr>
-          <w:rStyle w:val="VerbatimChar"/>
-        </w:rPr>
-        <w:t xml:space="preserve">## plot: [3, 2] [============================================&gt;------------------------------------------------] 48% est: 1s</w:t>
-      </w:r>
-      <w:r>
-        <w:br/>
-      </w:r>
-      <w:r>
-        <w:rPr>
-          <w:rStyle w:val="VerbatimChar"/>
-        </w:rPr>
-        <w:t xml:space="preserve">## plot: [3, 3] [===============================================&gt;---------------------------------------------] 52% est: 1s</w:t>
-      </w:r>
-      <w:r>
-        <w:br/>
-      </w:r>
-      <w:r>
-        <w:rPr>
-          <w:rStyle w:val="VerbatimChar"/>
-        </w:rPr>
-        <w:t xml:space="preserve">## plot: [3, 4] [===================================================&gt;-----------------------------------------] 56% est: 1s</w:t>
-      </w:r>
-      <w:r>
-        <w:br/>
-      </w:r>
-      <w:r>
-        <w:rPr>
-          <w:rStyle w:val="VerbatimChar"/>
-        </w:rPr>
-        <w:t xml:space="preserve">## plot: [3, 5] [=======================================================&gt;-------------------------------------] 60% est: 1s</w:t>
-      </w:r>
-      <w:r>
-        <w:br/>
-      </w:r>
-      <w:r>
-        <w:rPr>
-          <w:rStyle w:val="VerbatimChar"/>
-        </w:rPr>
-        <w:t xml:space="preserve">## plot: [4, 1] [===========================================================&gt;---------------------------------] 64% est: 1s</w:t>
-      </w:r>
-      <w:r>
-        <w:br/>
-      </w:r>
-      <w:r>
-        <w:rPr>
-          <w:rStyle w:val="VerbatimChar"/>
-        </w:rPr>
-        <w:t xml:space="preserve">## plot: [4, 2] [==============================================================&gt;------------------------------] 68% est: 1s</w:t>
-      </w:r>
-      <w:r>
-        <w:br/>
-      </w:r>
-      <w:r>
-        <w:rPr>
-          <w:rStyle w:val="VerbatimChar"/>
-        </w:rPr>
-        <w:t xml:space="preserve">## plot: [4, 3] [==================================================================&gt;--------------------------] 72% est: 1s</w:t>
-      </w:r>
-      <w:r>
-        <w:br/>
-      </w:r>
-      <w:r>
-        <w:rPr>
-          <w:rStyle w:val="VerbatimChar"/>
-        </w:rPr>
-        <w:t xml:space="preserve">## plot: [4, 4] [======================================================================&gt;----------------------] 76% est: 1s</w:t>
-      </w:r>
-      <w:r>
-        <w:br/>
-      </w:r>
-      <w:r>
-        <w:rPr>
-          <w:rStyle w:val="VerbatimChar"/>
-        </w:rPr>
-        <w:t xml:space="preserve">## plot: [4, 5] [=========================================================================&gt;-------------------] 80% est: 1s</w:t>
-      </w:r>
-      <w:r>
-        <w:br/>
-      </w:r>
-      <w:r>
-        <w:rPr>
-          <w:rStyle w:val="VerbatimChar"/>
-        </w:rPr>
-        <w:t xml:space="preserve">## plot: [5, 1] [=============================================================================&gt;---------------] 84% est: 0s</w:t>
-      </w:r>
-      <w:r>
-        <w:br/>
-      </w:r>
-      <w:r>
-        <w:rPr>
-          <w:rStyle w:val="VerbatimChar"/>
-        </w:rPr>
-        <w:t xml:space="preserve">## `stat_bin()` using `bins = 30`. Pick better value `binwidth`. plot: [5, 2]</w:t>
-      </w:r>
-      <w:r>
-        <w:br/>
-      </w:r>
-      <w:r>
-        <w:rPr>
-          <w:rStyle w:val="VerbatimChar"/>
-        </w:rPr>
-        <w:t xml:space="preserve">## [=================================================================================&gt;-----------] 88% est: 0s `stat_bin()`</w:t>
-      </w:r>
-      <w:r>
-        <w:br/>
-      </w:r>
-      <w:r>
-        <w:rPr>
-          <w:rStyle w:val="VerbatimChar"/>
-        </w:rPr>
-        <w:t xml:space="preserve">## using `bins = 30`. Pick better value `binwidth`. plot: [5, 3]</w:t>
-      </w:r>
-      <w:r>
-        <w:br/>
-      </w:r>
-      <w:r>
-        <w:rPr>
-          <w:rStyle w:val="VerbatimChar"/>
-        </w:rPr>
-        <w:t xml:space="preserve">## [=====================================================================================&gt;-------] 92% est: 0s `stat_bin()`</w:t>
-      </w:r>
-      <w:r>
-        <w:br/>
-      </w:r>
-      <w:r>
-        <w:rPr>
-          <w:rStyle w:val="VerbatimChar"/>
-        </w:rPr>
-        <w:t xml:space="preserve">## using `bins = 30`. Pick better value `binwidth`. plot: [5, 4]</w:t>
-      </w:r>
-      <w:r>
-        <w:br/>
-      </w:r>
-      <w:r>
-        <w:rPr>
-          <w:rStyle w:val="VerbatimChar"/>
-        </w:rPr>
-        <w:t xml:space="preserve">## [========================================================================================&gt;----] 96% est: 0s `stat_bin()`</w:t>
-      </w:r>
-      <w:r>
-        <w:br/>
-      </w:r>
-      <w:r>
-        <w:rPr>
-          <w:rStyle w:val="VerbatimChar"/>
-        </w:rPr>
-        <w:t xml:space="preserve">## using `bins = 30`. Pick better value `binwidth`. plot: [5, 5]</w:t>
-      </w:r>
-      <w:r>
-        <w:br/>
-      </w:r>
-      <w:r>
-        <w:rPr>
-          <w:rStyle w:val="VerbatimChar"/>
-        </w:rPr>
-        <w:t xml:space="preserve">## [=============================================================================================]100% est: 0s</w:t>
+        <w:t xml:space="preserve">(grf)))</w:t>
       </w:r>
     </w:p>
     <w:p>
